--- a/docs/Manual_Usuario_CEP.docx
+++ b/docs/Manual_Usuario_CEP.docx
@@ -257,12 +257,16 @@
       <w:pPr>
         <w:pStyle w:val="Ttulo1"/>
         <w:rPr>
+          <w:sz w:val="50"/>
+          <w:szCs w:val="50"/>
           <w:lang w:val="es-VE"/>
         </w:rPr>
       </w:pPr>
       <w:bookmarkStart w:id="0" w:name="_Toc1"/>
       <w:r>
         <w:rPr>
+          <w:sz w:val="50"/>
+          <w:szCs w:val="50"/>
           <w:lang w:val="es-VE"/>
         </w:rPr>
         <w:lastRenderedPageBreak/>
@@ -273,11 +277,19 @@
     <w:p>
       <w:pPr>
         <w:rPr>
-          <w:lang w:val="es-VE"/>
-        </w:rPr>
-      </w:pPr>
-      <w:r>
-        <w:rPr>
+          <w:b/>
+          <w:bCs/>
+          <w:sz w:val="40"/>
+          <w:szCs w:val="40"/>
+          <w:lang w:val="es-VE"/>
+        </w:rPr>
+      </w:pPr>
+      <w:r>
+        <w:rPr>
+          <w:b/>
+          <w:bCs/>
+          <w:sz w:val="40"/>
+          <w:szCs w:val="40"/>
           <w:lang w:val="es-VE"/>
         </w:rPr>
         <w:t>Capítulo 1: Introducción y Accesos básicos</w:t>
@@ -286,11 +298,19 @@
     <w:p>
       <w:pPr>
         <w:rPr>
-          <w:lang w:val="es-VE"/>
-        </w:rPr>
-      </w:pPr>
-      <w:r>
-        <w:rPr>
+          <w:b/>
+          <w:bCs/>
+          <w:sz w:val="40"/>
+          <w:szCs w:val="40"/>
+          <w:lang w:val="es-VE"/>
+        </w:rPr>
+      </w:pPr>
+      <w:r>
+        <w:rPr>
+          <w:b/>
+          <w:bCs/>
+          <w:sz w:val="40"/>
+          <w:szCs w:val="40"/>
           <w:lang w:val="es-VE"/>
         </w:rPr>
         <w:t>Capítulo 2: Administración del Sistema</w:t>
@@ -299,11 +319,19 @@
     <w:p>
       <w:pPr>
         <w:rPr>
-          <w:lang w:val="es-VE"/>
-        </w:rPr>
-      </w:pPr>
-      <w:r>
-        <w:rPr>
+          <w:b/>
+          <w:bCs/>
+          <w:sz w:val="40"/>
+          <w:szCs w:val="40"/>
+          <w:lang w:val="es-VE"/>
+        </w:rPr>
+      </w:pPr>
+      <w:r>
+        <w:rPr>
+          <w:b/>
+          <w:bCs/>
+          <w:sz w:val="40"/>
+          <w:szCs w:val="40"/>
           <w:lang w:val="es-VE"/>
         </w:rPr>
         <w:t>Capítulo 3: Módulo de Presupuesto</w:t>
@@ -312,11 +340,19 @@
     <w:p>
       <w:pPr>
         <w:rPr>
-          <w:lang w:val="es-VE"/>
-        </w:rPr>
-      </w:pPr>
-      <w:r>
-        <w:rPr>
+          <w:b/>
+          <w:bCs/>
+          <w:sz w:val="40"/>
+          <w:szCs w:val="40"/>
+          <w:lang w:val="es-VE"/>
+        </w:rPr>
+      </w:pPr>
+      <w:r>
+        <w:rPr>
+          <w:b/>
+          <w:bCs/>
+          <w:sz w:val="40"/>
+          <w:szCs w:val="40"/>
           <w:lang w:val="es-VE"/>
         </w:rPr>
         <w:t>Capítulo 4: Tesorería y Configuración Fiscal</w:t>
@@ -325,11 +361,19 @@
     <w:p>
       <w:pPr>
         <w:rPr>
-          <w:lang w:val="es-VE"/>
-        </w:rPr>
-      </w:pPr>
-      <w:r>
-        <w:rPr>
+          <w:b/>
+          <w:bCs/>
+          <w:sz w:val="40"/>
+          <w:szCs w:val="40"/>
+          <w:lang w:val="es-VE"/>
+        </w:rPr>
+      </w:pPr>
+      <w:r>
+        <w:rPr>
+          <w:b/>
+          <w:bCs/>
+          <w:sz w:val="40"/>
+          <w:szCs w:val="40"/>
           <w:lang w:val="es-VE"/>
         </w:rPr>
         <w:t>Capítulo 5: Compras, Almacén y Bienes Nacionales</w:t>
@@ -338,11 +382,19 @@
     <w:p>
       <w:pPr>
         <w:rPr>
-          <w:lang w:val="es-VE"/>
-        </w:rPr>
-      </w:pPr>
-      <w:r>
-        <w:rPr>
+          <w:b/>
+          <w:bCs/>
+          <w:sz w:val="40"/>
+          <w:szCs w:val="40"/>
+          <w:lang w:val="es-VE"/>
+        </w:rPr>
+      </w:pPr>
+      <w:r>
+        <w:rPr>
+          <w:b/>
+          <w:bCs/>
+          <w:sz w:val="40"/>
+          <w:szCs w:val="40"/>
           <w:lang w:val="es-VE"/>
         </w:rPr>
         <w:t>Capítulo 6: RRHH y Nómina</w:t>
@@ -351,11 +403,19 @@
     <w:p>
       <w:pPr>
         <w:rPr>
-          <w:lang w:val="es-VE"/>
-        </w:rPr>
-      </w:pPr>
-      <w:r>
-        <w:rPr>
+          <w:b/>
+          <w:bCs/>
+          <w:sz w:val="40"/>
+          <w:szCs w:val="40"/>
+          <w:lang w:val="es-VE"/>
+        </w:rPr>
+      </w:pPr>
+      <w:r>
+        <w:rPr>
+          <w:b/>
+          <w:bCs/>
+          <w:sz w:val="40"/>
+          <w:szCs w:val="40"/>
           <w:lang w:val="es-VE"/>
         </w:rPr>
         <w:br w:type="page"/>
@@ -844,7 +904,7 @@
           <w:lang w:val="es-VE"/>
         </w:rPr>
         <w:lastRenderedPageBreak/>
-        <w:t>Capítulo 3: Módulo de Presupuesto (El Ciclo Financiero)</w:t>
+        <w:t>Capítulo 3: Módulo de Presupuesto</w:t>
       </w:r>
       <w:bookmarkEnd w:id="8"/>
     </w:p>

--- a/docs/Manual_Usuario_CEP.docx
+++ b/docs/Manual_Usuario_CEP.docx
@@ -1,6 +1,6 @@
 
 <file path=word/document.xml><?xml version="1.0" encoding="utf-8"?>
-<w:document xmlns:wpc="http://schemas.microsoft.com/office/word/2010/wordprocessingCanvas" xmlns:cx="http://schemas.microsoft.com/office/drawing/2014/chartex" xmlns:cx1="http://schemas.microsoft.com/office/drawing/2015/9/8/chartex" xmlns:cx2="http://schemas.microsoft.com/office/drawing/2015/10/21/chartex" xmlns:cx3="http://schemas.microsoft.com/office/drawing/2016/5/9/chartex" xmlns:cx4="http://schemas.microsoft.com/office/drawing/2016/5/10/chartex" xmlns:cx5="http://schemas.microsoft.com/office/drawing/2016/5/11/chartex" xmlns:cx6="http://schemas.microsoft.com/office/drawing/2016/5/12/chartex" xmlns:cx7="http://schemas.microsoft.com/office/drawing/2016/5/13/chartex" xmlns:cx8="http://schemas.microsoft.com/office/drawing/2016/5/14/chartex" xmlns:mc="http://schemas.openxmlformats.org/markup-compatibility/2006" xmlns:aink="http://schemas.microsoft.com/office/drawing/2016/ink" xmlns:am3d="http://schemas.microsoft.com/office/drawing/2017/model3d" xmlns:o="urn:schemas-microsoft-com:office:office" xmlns:oel="http://schemas.microsoft.com/office/2019/extlst" xmlns:r="http://schemas.openxmlformats.org/officeDocument/2006/relationships" xmlns:m="http://schemas.openxmlformats.org/officeDocument/2006/math" xmlns:v="urn:schemas-microsoft-com:vml" xmlns:wp14="http://schemas.microsoft.com/office/word/2010/wordprocessingDrawing" xmlns:wp="http://schemas.openxmlformats.org/drawingml/2006/wordprocessingDrawing" xmlns:w10="urn:schemas-microsoft-com:office:word" xmlns:w="http://schemas.openxmlformats.org/wordprocessingml/2006/main" xmlns:w14="http://schemas.microsoft.com/office/word/2010/wordml" xmlns:w15="http://schemas.microsoft.com/office/word/2012/wordml" xmlns:w16cex="http://schemas.microsoft.com/office/word/2018/wordml/cex" xmlns:w16cid="http://schemas.microsoft.com/office/word/2016/wordml/cid" xmlns:w16="http://schemas.microsoft.com/office/word/2018/wordml" xmlns:w16du="http://schemas.microsoft.com/office/word/2023/wordml/word16du" xmlns:w16sdtdh="http://schemas.microsoft.com/office/word/2020/wordml/sdtdatahash" xmlns:w16sdtfl="http://schemas.microsoft.com/office/word/2024/wordml/sdtformatlock" xmlns:w16se="http://schemas.microsoft.com/office/word/2015/wordml/symex" xmlns:wpg="http://schemas.microsoft.com/office/word/2010/wordprocessingGroup" xmlns:wpi="http://schemas.microsoft.com/office/word/2010/wordprocessingInk" xmlns:wne="http://schemas.microsoft.com/office/word/2006/wordml" xmlns:wps="http://schemas.microsoft.com/office/word/2010/wordprocessingShape" mc:Ignorable="w14 w15 w16se w16cid w16 w16cex w16sdtdh w16sdtfl w16du wp14">
+<w:document xmlns:wpc="http://schemas.microsoft.com/office/word/2010/wordprocessingCanvas" xmlns:cx="http://schemas.microsoft.com/office/drawing/2014/chartex" xmlns:mc="http://schemas.openxmlformats.org/markup-compatibility/2006" xmlns:o="urn:schemas-microsoft-com:office:office" xmlns:r="http://schemas.openxmlformats.org/officeDocument/2006/relationships" xmlns:m="http://schemas.openxmlformats.org/officeDocument/2006/math" xmlns:v="urn:schemas-microsoft-com:vml" xmlns:wp14="http://schemas.microsoft.com/office/word/2010/wordprocessingDrawing" xmlns:wp="http://schemas.openxmlformats.org/drawingml/2006/wordprocessingDrawing" xmlns:w10="urn:schemas-microsoft-com:office:word" xmlns:w="http://schemas.openxmlformats.org/wordprocessingml/2006/main" xmlns:w14="http://schemas.microsoft.com/office/word/2010/wordml" xmlns:w15="http://schemas.microsoft.com/office/word/2012/wordml" xmlns:w16se="http://schemas.microsoft.com/office/word/2015/wordml/symex" xmlns:wpg="http://schemas.microsoft.com/office/word/2010/wordprocessingGroup" xmlns:wpi="http://schemas.microsoft.com/office/word/2010/wordprocessingInk" xmlns:wne="http://schemas.microsoft.com/office/word/2006/wordml" xmlns:wps="http://schemas.microsoft.com/office/word/2010/wordprocessingShape" mc:Ignorable="w14 w15 w16se wp14">
   <w:body>
     <w:p>
       <w:pPr>
@@ -138,6 +138,7 @@
       <w:r>
         <w:rPr>
           <w:noProof/>
+          <w:lang w:eastAsia="en-US"/>
         </w:rPr>
         <w:drawing>
           <wp:anchor distT="0" distB="0" distL="114300" distR="114300" simplePos="0" relativeHeight="251658240" behindDoc="0" locked="0" layoutInCell="1" allowOverlap="1" wp14:anchorId="6ED16CAB" wp14:editId="3A0E2AA6">
@@ -355,7 +356,17 @@
           <w:szCs w:val="40"/>
           <w:lang w:val="es-VE"/>
         </w:rPr>
-        <w:t>Capítulo 4: Tesorería y Configuración Fiscal</w:t>
+        <w:t>Capítulo</w:t>
+      </w:r>
+      <w:r>
+        <w:rPr>
+          <w:b/>
+          <w:bCs/>
+          <w:sz w:val="40"/>
+          <w:szCs w:val="40"/>
+          <w:lang w:val="es-VE"/>
+        </w:rPr>
+        <w:t xml:space="preserve"> 4: Tesorería y Configuración Fiscal</w:t>
       </w:r>
     </w:p>
     <w:p>
@@ -462,7 +473,21 @@
         <w:rPr>
           <w:lang w:val="es-VE"/>
         </w:rPr>
-        <w:t>1.1 Ingreso al sistema (Login)</w:t>
+        <w:t>1.1 Ingreso al sistema (</w:t>
+      </w:r>
+      <w:proofErr w:type="spellStart"/>
+      <w:r>
+        <w:rPr>
+          <w:lang w:val="es-VE"/>
+        </w:rPr>
+        <w:t>Login</w:t>
+      </w:r>
+      <w:proofErr w:type="spellEnd"/>
+      <w:r>
+        <w:rPr>
+          <w:lang w:val="es-VE"/>
+        </w:rPr>
+        <w:t>)</w:t>
       </w:r>
       <w:bookmarkEnd w:id="2"/>
     </w:p>
@@ -488,7 +513,13 @@
         <w:rPr>
           <w:lang w:val="es-VE"/>
         </w:rPr>
-        <w:t>, debe acceder mediante un navegador web a la dirección provista por el equipo de TI. Se le solicitará su correo electrónico y contraseña.</w:t>
+        <w:t xml:space="preserve">, debe acceder mediante un </w:t>
+      </w:r>
+      <w:r>
+        <w:rPr>
+          <w:lang w:val="es-VE"/>
+        </w:rPr>
+        <w:t>navegador web a la dirección provista por el equipo de TI. Se le solicitará su correo electrónico y contraseña.</w:t>
       </w:r>
     </w:p>
     <w:p>
@@ -503,7 +534,7 @@
           <w:bCs/>
           <w:noProof/>
           <w:color w:val="FF0000"/>
-          <w:lang w:val="es-VE"/>
+          <w:lang w:eastAsia="en-US"/>
         </w:rPr>
         <w:drawing>
           <wp:inline distT="0" distB="0" distL="0" distR="0" wp14:anchorId="0B5C041C" wp14:editId="1884C1CC">
@@ -560,21 +591,49 @@
         <w:rPr>
           <w:lang w:val="es-VE"/>
         </w:rPr>
-        <w:t>1.2 Explicación del Dashboard</w:t>
+        <w:t xml:space="preserve">1.2 Explicación del </w:t>
+      </w:r>
+      <w:proofErr w:type="spellStart"/>
+      <w:r>
+        <w:rPr>
+          <w:lang w:val="es-VE"/>
+        </w:rPr>
+        <w:t>Dashboard</w:t>
       </w:r>
       <w:bookmarkEnd w:id="3"/>
-    </w:p>
-    <w:p>
-      <w:pPr>
-        <w:rPr>
-          <w:lang w:val="es-VE"/>
-        </w:rPr>
-      </w:pPr>
-      <w:r>
-        <w:rPr>
-          <w:lang w:val="es-VE"/>
-        </w:rPr>
-        <w:t>Una vez iniciada la sesión, verá el Dashboard principal, el cual muestra métricas rápidas de ejecución presupuestaria, nóminas recientes y accesos rápidos.</w:t>
+      <w:proofErr w:type="spellEnd"/>
+    </w:p>
+    <w:p>
+      <w:pPr>
+        <w:rPr>
+          <w:lang w:val="es-VE"/>
+        </w:rPr>
+      </w:pPr>
+      <w:r>
+        <w:rPr>
+          <w:lang w:val="es-VE"/>
+        </w:rPr>
+        <w:t>Una vez iniciada la sesió</w:t>
+      </w:r>
+      <w:r>
+        <w:rPr>
+          <w:lang w:val="es-VE"/>
+        </w:rPr>
+        <w:t xml:space="preserve">n, verá el </w:t>
+      </w:r>
+      <w:proofErr w:type="spellStart"/>
+      <w:r>
+        <w:rPr>
+          <w:lang w:val="es-VE"/>
+        </w:rPr>
+        <w:t>Dashboard</w:t>
+      </w:r>
+      <w:proofErr w:type="spellEnd"/>
+      <w:r>
+        <w:rPr>
+          <w:lang w:val="es-VE"/>
+        </w:rPr>
+        <w:t xml:space="preserve"> principal, el cual muestra métricas rápidas de ejecución presupuestaria, nóminas recientes y accesos rápidos.</w:t>
       </w:r>
     </w:p>
     <w:p>
@@ -589,7 +648,7 @@
           <w:bCs/>
           <w:noProof/>
           <w:color w:val="FF0000"/>
-          <w:lang w:val="es-VE"/>
+          <w:lang w:eastAsia="en-US"/>
         </w:rPr>
         <w:drawing>
           <wp:inline distT="0" distB="0" distL="0" distR="0" wp14:anchorId="2418D25C" wp14:editId="6DE9F4C1">
@@ -633,6 +692,21 @@
         </w:rPr>
         <w:t>A la izquierda encontrará el Menú Principal, dividido por módulos funcionales.</w:t>
       </w:r>
+      <w:bookmarkStart w:id="4" w:name="_Toc5"/>
+    </w:p>
+    <w:p>
+      <w:pPr>
+        <w:rPr>
+          <w:lang w:val="es-VE"/>
+        </w:rPr>
+      </w:pPr>
+    </w:p>
+    <w:p>
+      <w:pPr>
+        <w:rPr>
+          <w:lang w:val="es-VE"/>
+        </w:rPr>
+      </w:pPr>
     </w:p>
     <w:p>
       <w:pPr>
@@ -641,12 +715,18 @@
           <w:lang w:val="es-VE"/>
         </w:rPr>
       </w:pPr>
-      <w:bookmarkStart w:id="4" w:name="_Toc5"/>
-      <w:r>
-        <w:rPr>
-          <w:lang w:val="es-VE"/>
-        </w:rPr>
-        <w:t>1.3 Ejercicio Fiscal Activo</w:t>
+      <w:r>
+        <w:rPr>
+          <w:lang w:val="es-VE"/>
+        </w:rPr>
+        <w:lastRenderedPageBreak/>
+        <w:t>1</w:t>
+      </w:r>
+      <w:r>
+        <w:rPr>
+          <w:lang w:val="es-VE"/>
+        </w:rPr>
+        <w:t>.3 Ejercicio Fiscal Activo</w:t>
       </w:r>
       <w:bookmarkEnd w:id="4"/>
     </w:p>
@@ -660,25 +740,229 @@
         <w:rPr>
           <w:lang w:val="es-VE"/>
         </w:rPr>
-        <w:lastRenderedPageBreak/>
-        <w:t>Toda la operación financiera del SIA está supeditada al Ejercicio Fiscal Activo. En la parte superior de la pantalla, podrá ver en qué año fiscal está trabajando. Al cambiarlo, todo el sistema filtrará la información correspondientemente.</w:t>
-      </w:r>
-    </w:p>
-    <w:p>
-      <w:pPr>
-        <w:rPr>
-          <w:lang w:val="es-VE"/>
-        </w:rPr>
-      </w:pPr>
-      <w:r>
-        <w:rPr>
-          <w:lang w:val="es-VE"/>
-        </w:rPr>
-        <w:br w:type="page"/>
-      </w:r>
-    </w:p>
-    <w:p>
-      <w:pPr>
+        <w:drawing>
+          <wp:anchor distT="0" distB="0" distL="114300" distR="114300" simplePos="0" relativeHeight="251650048" behindDoc="0" locked="0" layoutInCell="1" allowOverlap="1" wp14:anchorId="567561F6" wp14:editId="2A259997">
+            <wp:simplePos x="0" y="0"/>
+            <wp:positionH relativeFrom="column">
+              <wp:posOffset>0</wp:posOffset>
+            </wp:positionH>
+            <wp:positionV relativeFrom="paragraph">
+              <wp:posOffset>666750</wp:posOffset>
+            </wp:positionV>
+            <wp:extent cx="6035675" cy="3402965"/>
+            <wp:effectExtent l="0" t="0" r="0" b="0"/>
+            <wp:wrapThrough wrapText="bothSides">
+              <wp:wrapPolygon edited="0">
+                <wp:start x="0" y="0"/>
+                <wp:lineTo x="0" y="21523"/>
+                <wp:lineTo x="21543" y="21523"/>
+                <wp:lineTo x="21543" y="0"/>
+                <wp:lineTo x="0" y="0"/>
+              </wp:wrapPolygon>
+            </wp:wrapThrough>
+            <wp:docPr id="1" name="Imagen 1"/>
+            <wp:cNvGraphicFramePr>
+              <a:graphicFrameLocks xmlns:a="http://schemas.openxmlformats.org/drawingml/2006/main" noChangeAspect="1"/>
+            </wp:cNvGraphicFramePr>
+            <a:graphic xmlns:a="http://schemas.openxmlformats.org/drawingml/2006/main">
+              <a:graphicData uri="http://schemas.openxmlformats.org/drawingml/2006/picture">
+                <pic:pic xmlns:pic="http://schemas.openxmlformats.org/drawingml/2006/picture">
+                  <pic:nvPicPr>
+                    <pic:cNvPr id="1" name=""/>
+                    <pic:cNvPicPr/>
+                  </pic:nvPicPr>
+                  <pic:blipFill>
+                    <a:blip r:embed="rId8">
+                      <a:extLst>
+                        <a:ext uri="{28A0092B-C50C-407E-A947-70E740481C1C}">
+                          <a14:useLocalDpi xmlns:a14="http://schemas.microsoft.com/office/drawing/2010/main" val="0"/>
+                        </a:ext>
+                      </a:extLst>
+                    </a:blip>
+                    <a:stretch>
+                      <a:fillRect/>
+                    </a:stretch>
+                  </pic:blipFill>
+                  <pic:spPr>
+                    <a:xfrm>
+                      <a:off x="0" y="0"/>
+                      <a:ext cx="6035675" cy="3402965"/>
+                    </a:xfrm>
+                    <a:prstGeom prst="rect">
+                      <a:avLst/>
+                    </a:prstGeom>
+                  </pic:spPr>
+                </pic:pic>
+              </a:graphicData>
+            </a:graphic>
+            <wp14:sizeRelH relativeFrom="page">
+              <wp14:pctWidth>0</wp14:pctWidth>
+            </wp14:sizeRelH>
+            <wp14:sizeRelV relativeFrom="page">
+              <wp14:pctHeight>0</wp14:pctHeight>
+            </wp14:sizeRelV>
+          </wp:anchor>
+        </w:drawing>
+      </w:r>
+      <w:r>
+        <w:rPr>
+          <w:lang w:val="es-VE"/>
+        </w:rPr>
+        <w:t>Toda la operación</w:t>
+      </w:r>
+      <w:r>
+        <w:rPr>
+          <w:lang w:val="es-VE"/>
+        </w:rPr>
+        <w:t xml:space="preserve"> financiera del CEP</w:t>
+      </w:r>
+      <w:r>
+        <w:rPr>
+          <w:lang w:val="es-VE"/>
+        </w:rPr>
+        <w:t xml:space="preserve"> está supeditada al Ejercicio Fiscal Activo. En la parte superior de la pantalla, podrá ver en qué año fiscal está trabajando. Al cambiarlo, todo el sistema filtrará la información correspondientemente.</w:t>
+      </w:r>
+    </w:p>
+    <w:p>
+      <w:pPr>
+        <w:rPr>
+          <w:lang w:val="es-VE"/>
+        </w:rPr>
+      </w:pPr>
+      <w:r>
+        <w:rPr>
+          <w:lang w:val="es-VE"/>
+        </w:rPr>
+        <w:t>Pantalla principal de Ejercicios Fiscales</w:t>
+      </w:r>
+    </w:p>
+    <w:p>
+      <w:pPr>
+        <w:rPr>
+          <w:lang w:val="es-VE"/>
+        </w:rPr>
+      </w:pPr>
+    </w:p>
+    <w:p>
+      <w:pPr>
+        <w:rPr>
+          <w:lang w:val="es-VE"/>
+        </w:rPr>
+      </w:pPr>
+      <w:r>
+        <w:rPr>
+          <w:lang w:val="es-VE"/>
+        </w:rPr>
+        <w:drawing>
+          <wp:anchor distT="0" distB="0" distL="114300" distR="114300" simplePos="0" relativeHeight="251656192" behindDoc="0" locked="0" layoutInCell="1" allowOverlap="1" wp14:anchorId="0F9C1974" wp14:editId="310516A2">
+            <wp:simplePos x="0" y="0"/>
+            <wp:positionH relativeFrom="column">
+              <wp:posOffset>1762125</wp:posOffset>
+            </wp:positionH>
+            <wp:positionV relativeFrom="paragraph">
+              <wp:posOffset>78740</wp:posOffset>
+            </wp:positionV>
+            <wp:extent cx="2505075" cy="1762125"/>
+            <wp:effectExtent l="0" t="0" r="0" b="0"/>
+            <wp:wrapThrough wrapText="bothSides">
+              <wp:wrapPolygon edited="0">
+                <wp:start x="0" y="0"/>
+                <wp:lineTo x="0" y="21483"/>
+                <wp:lineTo x="21518" y="21483"/>
+                <wp:lineTo x="21518" y="0"/>
+                <wp:lineTo x="0" y="0"/>
+              </wp:wrapPolygon>
+            </wp:wrapThrough>
+            <wp:docPr id="2" name="Imagen 2"/>
+            <wp:cNvGraphicFramePr>
+              <a:graphicFrameLocks xmlns:a="http://schemas.openxmlformats.org/drawingml/2006/main" noChangeAspect="1"/>
+            </wp:cNvGraphicFramePr>
+            <a:graphic xmlns:a="http://schemas.openxmlformats.org/drawingml/2006/main">
+              <a:graphicData uri="http://schemas.openxmlformats.org/drawingml/2006/picture">
+                <pic:pic xmlns:pic="http://schemas.openxmlformats.org/drawingml/2006/picture">
+                  <pic:nvPicPr>
+                    <pic:cNvPr id="1" name=""/>
+                    <pic:cNvPicPr/>
+                  </pic:nvPicPr>
+                  <pic:blipFill>
+                    <a:blip r:embed="rId9">
+                      <a:extLst>
+                        <a:ext uri="{28A0092B-C50C-407E-A947-70E740481C1C}">
+                          <a14:useLocalDpi xmlns:a14="http://schemas.microsoft.com/office/drawing/2010/main" val="0"/>
+                        </a:ext>
+                      </a:extLst>
+                    </a:blip>
+                    <a:stretch>
+                      <a:fillRect/>
+                    </a:stretch>
+                  </pic:blipFill>
+                  <pic:spPr>
+                    <a:xfrm>
+                      <a:off x="0" y="0"/>
+                      <a:ext cx="2505075" cy="1762125"/>
+                    </a:xfrm>
+                    <a:prstGeom prst="rect">
+                      <a:avLst/>
+                    </a:prstGeom>
+                  </pic:spPr>
+                </pic:pic>
+              </a:graphicData>
+            </a:graphic>
+            <wp14:sizeRelH relativeFrom="page">
+              <wp14:pctWidth>0</wp14:pctWidth>
+            </wp14:sizeRelH>
+            <wp14:sizeRelV relativeFrom="page">
+              <wp14:pctHeight>0</wp14:pctHeight>
+            </wp14:sizeRelV>
+          </wp:anchor>
+        </w:drawing>
+      </w:r>
+    </w:p>
+    <w:p>
+      <w:pPr>
+        <w:rPr>
+          <w:lang w:val="es-VE"/>
+        </w:rPr>
+      </w:pPr>
+    </w:p>
+    <w:p>
+      <w:pPr>
+        <w:rPr>
+          <w:lang w:val="es-VE"/>
+        </w:rPr>
+      </w:pPr>
+    </w:p>
+    <w:p>
+      <w:pPr>
+        <w:rPr>
+          <w:lang w:val="es-VE"/>
+        </w:rPr>
+      </w:pPr>
+    </w:p>
+    <w:p>
+      <w:pPr>
+        <w:rPr>
+          <w:lang w:val="es-VE"/>
+        </w:rPr>
+      </w:pPr>
+    </w:p>
+    <w:p>
+      <w:pPr>
+        <w:rPr>
+          <w:lang w:val="es-VE"/>
+        </w:rPr>
+      </w:pPr>
+    </w:p>
+    <w:p>
+      <w:pPr>
+        <w:rPr>
+          <w:lang w:val="es-VE"/>
+        </w:rPr>
+      </w:pPr>
+    </w:p>
+    <w:p>
+      <w:pPr>
+        <w:jc w:val="center"/>
         <w:rPr>
           <w:lang w:val="es-VE"/>
         </w:rPr>
@@ -688,6 +972,12 @@
           <w:cols w:space="720"/>
         </w:sectPr>
       </w:pPr>
+      <w:r>
+        <w:rPr>
+          <w:lang w:val="es-VE"/>
+        </w:rPr>
+        <w:t>Panel de Selección rápido de Ejercicio Fiscal</w:t>
+      </w:r>
     </w:p>
     <w:p>
       <w:pPr>
@@ -703,7 +993,13 @@
           <w:lang w:val="es-VE"/>
         </w:rPr>
         <w:lastRenderedPageBreak/>
-        <w:t>Capítulo 2: Administración del Sistema</w:t>
+        <w:t xml:space="preserve">Capítulo 2: </w:t>
+      </w:r>
+      <w:r>
+        <w:rPr>
+          <w:lang w:val="es-VE"/>
+        </w:rPr>
+        <w:t>Administración del Sistema</w:t>
       </w:r>
       <w:bookmarkEnd w:id="5"/>
     </w:p>
@@ -748,7 +1044,7 @@
           <w:bCs/>
           <w:noProof/>
           <w:color w:val="FF0000"/>
-          <w:lang w:val="es-VE"/>
+          <w:lang w:eastAsia="en-US"/>
         </w:rPr>
         <w:drawing>
           <wp:inline distT="0" distB="0" distL="0" distR="0" wp14:anchorId="000B5721" wp14:editId="0D1DCEDF">
@@ -766,7 +1062,7 @@
                     <pic:cNvPicPr/>
                   </pic:nvPicPr>
                   <pic:blipFill>
-                    <a:blip r:embed="rId8"/>
+                    <a:blip r:embed="rId10"/>
                     <a:stretch>
                       <a:fillRect/>
                     </a:stretch>
@@ -819,7 +1115,13 @@
         <w:rPr>
           <w:lang w:val="es-VE"/>
         </w:rPr>
-        <w:t>Las Unidades Ejecutoras representan los departamentos institucionales. Los Beneficiarios son todos los entes externos o internos (proveedores, empleados) a los que se les emiten pagos.</w:t>
+        <w:t>Las Unidades Ejecutoras representan los departamentos institucionales. Los Beneficiarios son todos los entes externos o internos (proveedores,</w:t>
+      </w:r>
+      <w:r>
+        <w:rPr>
+          <w:lang w:val="es-VE"/>
+        </w:rPr>
+        <w:t xml:space="preserve"> empleados) a los que se les emiten pagos.</w:t>
       </w:r>
     </w:p>
     <w:p>
@@ -834,7 +1136,7 @@
           <w:bCs/>
           <w:noProof/>
           <w:color w:val="FF0000"/>
-          <w:lang w:val="es-VE"/>
+          <w:lang w:eastAsia="en-US"/>
         </w:rPr>
         <w:drawing>
           <wp:inline distT="0" distB="0" distL="0" distR="0" wp14:anchorId="015FC0D6" wp14:editId="2DF809E0">
@@ -852,7 +1154,7 @@
                     <pic:cNvPicPr/>
                   </pic:nvPicPr>
                   <pic:blipFill>
-                    <a:blip r:embed="rId9"/>
+                    <a:blip r:embed="rId11"/>
                     <a:stretch>
                       <a:fillRect/>
                     </a:stretch>
@@ -932,31 +1234,30 @@
       </w:pPr>
       <w:r>
         <w:rPr>
-          <w:lang w:val="es-VE"/>
-        </w:rPr>
-        <w:t>Las partidas presupuestarias definen el origen y destino de los fondos. En "Presupuesto" -&gt; "Partidas", se pueden visualizar los montos asignados, comprometidos, causados y pagados, junto con el saldo actual.</w:t>
-      </w:r>
-    </w:p>
-    <w:p>
-      <w:pPr>
-        <w:pStyle w:val="Ttulo2"/>
-        <w:rPr>
-          <w:lang w:val="es-VE"/>
-        </w:rPr>
-      </w:pPr>
-      <w:bookmarkStart w:id="10" w:name="_Toc11"/>
-      <w:r>
-        <w:rPr>
           <w:noProof/>
           <w:color w:val="FF0000"/>
-          <w:sz w:val="20"/>
-          <w:szCs w:val="20"/>
-          <w:lang w:val="es-VE"/>
+          <w:lang w:eastAsia="en-US"/>
         </w:rPr>
         <w:drawing>
-          <wp:inline distT="0" distB="0" distL="0" distR="0" wp14:anchorId="376782B7" wp14:editId="3BC28FDB">
+          <wp:anchor distT="0" distB="0" distL="114300" distR="114300" simplePos="0" relativeHeight="251658240" behindDoc="0" locked="0" layoutInCell="1" allowOverlap="1" wp14:anchorId="679B1D4E" wp14:editId="23B224E4">
+            <wp:simplePos x="0" y="0"/>
+            <wp:positionH relativeFrom="column">
+              <wp:posOffset>-28575</wp:posOffset>
+            </wp:positionH>
+            <wp:positionV relativeFrom="paragraph">
+              <wp:posOffset>618490</wp:posOffset>
+            </wp:positionV>
             <wp:extent cx="6035675" cy="2815590"/>
             <wp:effectExtent l="0" t="0" r="0" b="0"/>
+            <wp:wrapThrough wrapText="bothSides">
+              <wp:wrapPolygon edited="0">
+                <wp:start x="0" y="0"/>
+                <wp:lineTo x="0" y="21483"/>
+                <wp:lineTo x="21543" y="21483"/>
+                <wp:lineTo x="21543" y="0"/>
+                <wp:lineTo x="0" y="0"/>
+              </wp:wrapPolygon>
+            </wp:wrapThrough>
             <wp:docPr id="1746873290" name="Imagen 1"/>
             <wp:cNvGraphicFramePr>
               <a:graphicFrameLocks xmlns:a="http://schemas.openxmlformats.org/drawingml/2006/main" noChangeAspect="1"/>
@@ -969,7 +1270,13 @@
                     <pic:cNvPicPr/>
                   </pic:nvPicPr>
                   <pic:blipFill>
-                    <a:blip r:embed="rId10"/>
+                    <a:blip r:embed="rId12">
+                      <a:extLst>
+                        <a:ext uri="{28A0092B-C50C-407E-A947-70E740481C1C}">
+                          <a14:useLocalDpi xmlns:a14="http://schemas.microsoft.com/office/drawing/2010/main" val="0"/>
+                        </a:ext>
+                      </a:extLst>
+                    </a:blip>
                     <a:stretch>
                       <a:fillRect/>
                     </a:stretch>
@@ -986,9 +1293,243 @@
                 </pic:pic>
               </a:graphicData>
             </a:graphic>
+            <wp14:sizeRelH relativeFrom="page">
+              <wp14:pctWidth>0</wp14:pctWidth>
+            </wp14:sizeRelH>
+            <wp14:sizeRelV relativeFrom="page">
+              <wp14:pctHeight>0</wp14:pctHeight>
+            </wp14:sizeRelV>
+          </wp:anchor>
+        </w:drawing>
+      </w:r>
+      <w:r>
+        <w:rPr>
+          <w:lang w:val="es-VE"/>
+        </w:rPr>
+        <w:t>Las partidas presupuestarias definen el origen y destino de los fondos. En "Presupuesto" -&gt; "Partidas", se pueden visualizar los montos a</w:t>
+      </w:r>
+      <w:r>
+        <w:rPr>
+          <w:lang w:val="es-VE"/>
+        </w:rPr>
+        <w:t>signados, comprometidos, causados y pagados, junto con el saldo actual.</w:t>
+      </w:r>
+    </w:p>
+    <w:p>
+      <w:pPr>
+        <w:pStyle w:val="Ttulo2"/>
+        <w:rPr>
+          <w:b w:val="0"/>
+          <w:bCs w:val="0"/>
+          <w:color w:val="auto"/>
+          <w:sz w:val="20"/>
+          <w:szCs w:val="20"/>
+          <w:lang w:val="es-VE"/>
+        </w:rPr>
+      </w:pPr>
+      <w:bookmarkStart w:id="10" w:name="_Toc11"/>
+      <w:r>
+        <w:rPr>
+          <w:b w:val="0"/>
+          <w:bCs w:val="0"/>
+          <w:color w:val="auto"/>
+          <w:sz w:val="20"/>
+          <w:szCs w:val="20"/>
+          <w:lang w:val="es-VE"/>
+        </w:rPr>
+        <w:t>Panel de Creación de Partidas Presupuestarias</w:t>
+      </w:r>
+    </w:p>
+    <w:p>
+      <w:pPr>
+        <w:pStyle w:val="Ttulo2"/>
+        <w:rPr>
+          <w:b w:val="0"/>
+          <w:bCs w:val="0"/>
+          <w:color w:val="auto"/>
+          <w:sz w:val="20"/>
+          <w:szCs w:val="20"/>
+          <w:lang w:val="es-VE"/>
+        </w:rPr>
+      </w:pPr>
+      <w:r>
+        <w:rPr>
+          <w:lang w:val="es-VE"/>
+        </w:rPr>
+        <w:drawing>
+          <wp:anchor distT="0" distB="0" distL="114300" distR="114300" simplePos="0" relativeHeight="251660288" behindDoc="0" locked="0" layoutInCell="1" allowOverlap="1" wp14:anchorId="3ACFC234" wp14:editId="4FAFF9BA">
+            <wp:simplePos x="0" y="0"/>
+            <wp:positionH relativeFrom="column">
+              <wp:posOffset>0</wp:posOffset>
+            </wp:positionH>
+            <wp:positionV relativeFrom="paragraph">
+              <wp:posOffset>73660</wp:posOffset>
+            </wp:positionV>
+            <wp:extent cx="6035675" cy="3358515"/>
+            <wp:effectExtent l="0" t="0" r="0" b="0"/>
+            <wp:wrapThrough wrapText="bothSides">
+              <wp:wrapPolygon edited="0">
+                <wp:start x="0" y="0"/>
+                <wp:lineTo x="0" y="21441"/>
+                <wp:lineTo x="21543" y="21441"/>
+                <wp:lineTo x="21543" y="0"/>
+                <wp:lineTo x="0" y="0"/>
+              </wp:wrapPolygon>
+            </wp:wrapThrough>
+            <wp:docPr id="3" name="Imagen 3"/>
+            <wp:cNvGraphicFramePr>
+              <a:graphicFrameLocks xmlns:a="http://schemas.openxmlformats.org/drawingml/2006/main" noChangeAspect="1"/>
+            </wp:cNvGraphicFramePr>
+            <a:graphic xmlns:a="http://schemas.openxmlformats.org/drawingml/2006/main">
+              <a:graphicData uri="http://schemas.openxmlformats.org/drawingml/2006/picture">
+                <pic:pic xmlns:pic="http://schemas.openxmlformats.org/drawingml/2006/picture">
+                  <pic:nvPicPr>
+                    <pic:cNvPr id="1" name=""/>
+                    <pic:cNvPicPr/>
+                  </pic:nvPicPr>
+                  <pic:blipFill>
+                    <a:blip r:embed="rId13">
+                      <a:extLst>
+                        <a:ext uri="{28A0092B-C50C-407E-A947-70E740481C1C}">
+                          <a14:useLocalDpi xmlns:a14="http://schemas.microsoft.com/office/drawing/2010/main" val="0"/>
+                        </a:ext>
+                      </a:extLst>
+                    </a:blip>
+                    <a:stretch>
+                      <a:fillRect/>
+                    </a:stretch>
+                  </pic:blipFill>
+                  <pic:spPr>
+                    <a:xfrm>
+                      <a:off x="0" y="0"/>
+                      <a:ext cx="6035675" cy="3358515"/>
+                    </a:xfrm>
+                    <a:prstGeom prst="rect">
+                      <a:avLst/>
+                    </a:prstGeom>
+                  </pic:spPr>
+                </pic:pic>
+              </a:graphicData>
+            </a:graphic>
+            <wp14:sizeRelH relativeFrom="page">
+              <wp14:pctWidth>0</wp14:pctWidth>
+            </wp14:sizeRelH>
+            <wp14:sizeRelV relativeFrom="page">
+              <wp14:pctHeight>0</wp14:pctHeight>
+            </wp14:sizeRelV>
+          </wp:anchor>
+        </w:drawing>
+      </w:r>
+      <w:r>
+        <w:rPr>
+          <w:b w:val="0"/>
+          <w:bCs w:val="0"/>
+          <w:color w:val="auto"/>
+          <w:sz w:val="20"/>
+          <w:szCs w:val="20"/>
+          <w:lang w:val="es-VE"/>
+        </w:rPr>
+        <w:t>Catálogo de Partidas Presupuestarias</w:t>
+      </w:r>
+    </w:p>
+    <w:p>
+      <w:pPr>
+        <w:pStyle w:val="Ttulo2"/>
+        <w:rPr>
+          <w:b w:val="0"/>
+          <w:bCs w:val="0"/>
+          <w:color w:val="auto"/>
+          <w:sz w:val="20"/>
+          <w:szCs w:val="20"/>
+          <w:lang w:val="es-VE"/>
+        </w:rPr>
+      </w:pPr>
+      <w:r>
+        <w:rPr>
+          <w:b w:val="0"/>
+          <w:bCs w:val="0"/>
+          <w:color w:val="auto"/>
+          <w:sz w:val="20"/>
+          <w:szCs w:val="20"/>
+          <w:lang w:val="es-VE"/>
+        </w:rPr>
+        <w:lastRenderedPageBreak/>
+        <w:drawing>
+          <wp:inline distT="0" distB="0" distL="0" distR="0" wp14:anchorId="5D74D25B" wp14:editId="76747598">
+            <wp:extent cx="6035675" cy="4726940"/>
+            <wp:effectExtent l="0" t="0" r="0" b="0"/>
+            <wp:docPr id="4" name="Imagen 4"/>
+            <wp:cNvGraphicFramePr>
+              <a:graphicFrameLocks xmlns:a="http://schemas.openxmlformats.org/drawingml/2006/main" noChangeAspect="1"/>
+            </wp:cNvGraphicFramePr>
+            <a:graphic xmlns:a="http://schemas.openxmlformats.org/drawingml/2006/main">
+              <a:graphicData uri="http://schemas.openxmlformats.org/drawingml/2006/picture">
+                <pic:pic xmlns:pic="http://schemas.openxmlformats.org/drawingml/2006/picture">
+                  <pic:nvPicPr>
+                    <pic:cNvPr id="1" name=""/>
+                    <pic:cNvPicPr/>
+                  </pic:nvPicPr>
+                  <pic:blipFill>
+                    <a:blip r:embed="rId14"/>
+                    <a:stretch>
+                      <a:fillRect/>
+                    </a:stretch>
+                  </pic:blipFill>
+                  <pic:spPr>
+                    <a:xfrm>
+                      <a:off x="0" y="0"/>
+                      <a:ext cx="6035675" cy="4726940"/>
+                    </a:xfrm>
+                    <a:prstGeom prst="rect">
+                      <a:avLst/>
+                    </a:prstGeom>
+                  </pic:spPr>
+                </pic:pic>
+              </a:graphicData>
+            </a:graphic>
           </wp:inline>
         </w:drawing>
       </w:r>
+    </w:p>
+    <w:p>
+      <w:pPr>
+        <w:pStyle w:val="Ttulo2"/>
+        <w:rPr>
+          <w:b w:val="0"/>
+          <w:bCs w:val="0"/>
+          <w:color w:val="auto"/>
+          <w:sz w:val="20"/>
+          <w:szCs w:val="20"/>
+          <w:lang w:val="es-VE"/>
+        </w:rPr>
+      </w:pPr>
+      <w:r>
+        <w:rPr>
+          <w:b w:val="0"/>
+          <w:bCs w:val="0"/>
+          <w:color w:val="auto"/>
+          <w:sz w:val="20"/>
+          <w:szCs w:val="20"/>
+          <w:lang w:val="es-VE"/>
+        </w:rPr>
+        <w:t>Panel de Nuevo Movimiento de Partida Presupuestario (Necesario para la carga inicial de saldo de la partida)</w:t>
+      </w:r>
+    </w:p>
+    <w:p>
+      <w:pPr>
+        <w:pStyle w:val="Ttulo2"/>
+        <w:rPr>
+          <w:lang w:val="es-VE"/>
+        </w:rPr>
+      </w:pPr>
+    </w:p>
+    <w:p>
+      <w:pPr>
+        <w:pStyle w:val="Ttulo2"/>
+        <w:rPr>
+          <w:lang w:val="es-VE"/>
+        </w:rPr>
+      </w:pPr>
       <w:r>
         <w:rPr>
           <w:lang w:val="es-VE"/>
@@ -1024,7 +1565,13 @@
         <w:rPr>
           <w:lang w:val="es-VE"/>
         </w:rPr>
-        <w:t>Compromiso: Reserva inicial de los fondos de la partida. No hay movimiento de banco aún.</w:t>
+        <w:t>Compromiso: Reserva inicial de los fondos de la partida. No hay movimiento de</w:t>
+      </w:r>
+      <w:r>
+        <w:rPr>
+          <w:lang w:val="es-VE"/>
+        </w:rPr>
+        <w:t xml:space="preserve"> banco aún.</w:t>
       </w:r>
     </w:p>
     <w:p>
@@ -1058,6 +1605,74 @@
         <w:rPr>
           <w:lang w:val="es-VE"/>
         </w:rPr>
+        <w:drawing>
+          <wp:anchor distT="0" distB="0" distL="114300" distR="114300" simplePos="0" relativeHeight="251661312" behindDoc="0" locked="0" layoutInCell="1" allowOverlap="1" wp14:anchorId="645EA053" wp14:editId="572A0548">
+            <wp:simplePos x="0" y="0"/>
+            <wp:positionH relativeFrom="column">
+              <wp:posOffset>-609600</wp:posOffset>
+            </wp:positionH>
+            <wp:positionV relativeFrom="paragraph">
+              <wp:posOffset>286385</wp:posOffset>
+            </wp:positionV>
+            <wp:extent cx="2817118" cy="1524000"/>
+            <wp:effectExtent l="0" t="0" r="0" b="0"/>
+            <wp:wrapThrough wrapText="bothSides">
+              <wp:wrapPolygon edited="0">
+                <wp:start x="0" y="0"/>
+                <wp:lineTo x="0" y="21330"/>
+                <wp:lineTo x="21473" y="21330"/>
+                <wp:lineTo x="21473" y="0"/>
+                <wp:lineTo x="0" y="0"/>
+              </wp:wrapPolygon>
+            </wp:wrapThrough>
+            <wp:docPr id="5" name="Imagen 5"/>
+            <wp:cNvGraphicFramePr>
+              <a:graphicFrameLocks xmlns:a="http://schemas.openxmlformats.org/drawingml/2006/main" noChangeAspect="1"/>
+            </wp:cNvGraphicFramePr>
+            <a:graphic xmlns:a="http://schemas.openxmlformats.org/drawingml/2006/main">
+              <a:graphicData uri="http://schemas.openxmlformats.org/drawingml/2006/picture">
+                <pic:pic xmlns:pic="http://schemas.openxmlformats.org/drawingml/2006/picture">
+                  <pic:nvPicPr>
+                    <pic:cNvPr id="1" name=""/>
+                    <pic:cNvPicPr/>
+                  </pic:nvPicPr>
+                  <pic:blipFill>
+                    <a:blip r:embed="rId15" cstate="print">
+                      <a:extLst>
+                        <a:ext uri="{28A0092B-C50C-407E-A947-70E740481C1C}">
+                          <a14:useLocalDpi xmlns:a14="http://schemas.microsoft.com/office/drawing/2010/main" val="0"/>
+                        </a:ext>
+                      </a:extLst>
+                    </a:blip>
+                    <a:stretch>
+                      <a:fillRect/>
+                    </a:stretch>
+                  </pic:blipFill>
+                  <pic:spPr>
+                    <a:xfrm>
+                      <a:off x="0" y="0"/>
+                      <a:ext cx="2817118" cy="1524000"/>
+                    </a:xfrm>
+                    <a:prstGeom prst="rect">
+                      <a:avLst/>
+                    </a:prstGeom>
+                  </pic:spPr>
+                </pic:pic>
+              </a:graphicData>
+            </a:graphic>
+            <wp14:sizeRelH relativeFrom="page">
+              <wp14:pctWidth>0</wp14:pctWidth>
+            </wp14:sizeRelH>
+            <wp14:sizeRelV relativeFrom="page">
+              <wp14:pctHeight>0</wp14:pctHeight>
+            </wp14:sizeRelV>
+          </wp:anchor>
+        </w:drawing>
+      </w:r>
+      <w:r>
+        <w:rPr>
+          <w:lang w:val="es-VE"/>
+        </w:rPr>
         <w:t>Pago: Emisión final del pago (cheque, transferencia) deduciendo el saldo de la cuenta bancaria.</w:t>
       </w:r>
     </w:p>
@@ -1067,6 +1682,74 @@
           <w:lang w:val="es-VE"/>
         </w:rPr>
       </w:pPr>
+      <w:r>
+        <w:rPr>
+          <w:lang w:val="es-VE"/>
+        </w:rPr>
+        <w:drawing>
+          <wp:anchor distT="0" distB="0" distL="114300" distR="114300" simplePos="0" relativeHeight="251664384" behindDoc="0" locked="0" layoutInCell="1" allowOverlap="1" wp14:anchorId="157A769D" wp14:editId="48A1A73C">
+            <wp:simplePos x="0" y="0"/>
+            <wp:positionH relativeFrom="column">
+              <wp:posOffset>486410</wp:posOffset>
+            </wp:positionH>
+            <wp:positionV relativeFrom="paragraph">
+              <wp:posOffset>6985</wp:posOffset>
+            </wp:positionV>
+            <wp:extent cx="2876550" cy="1516380"/>
+            <wp:effectExtent l="0" t="0" r="0" b="0"/>
+            <wp:wrapThrough wrapText="bothSides">
+              <wp:wrapPolygon edited="0">
+                <wp:start x="0" y="0"/>
+                <wp:lineTo x="0" y="21437"/>
+                <wp:lineTo x="21457" y="21437"/>
+                <wp:lineTo x="21457" y="0"/>
+                <wp:lineTo x="0" y="0"/>
+              </wp:wrapPolygon>
+            </wp:wrapThrough>
+            <wp:docPr id="6" name="Imagen 6"/>
+            <wp:cNvGraphicFramePr>
+              <a:graphicFrameLocks xmlns:a="http://schemas.openxmlformats.org/drawingml/2006/main" noChangeAspect="1"/>
+            </wp:cNvGraphicFramePr>
+            <a:graphic xmlns:a="http://schemas.openxmlformats.org/drawingml/2006/main">
+              <a:graphicData uri="http://schemas.openxmlformats.org/drawingml/2006/picture">
+                <pic:pic xmlns:pic="http://schemas.openxmlformats.org/drawingml/2006/picture">
+                  <pic:nvPicPr>
+                    <pic:cNvPr id="1" name=""/>
+                    <pic:cNvPicPr/>
+                  </pic:nvPicPr>
+                  <pic:blipFill>
+                    <a:blip r:embed="rId16" cstate="print">
+                      <a:extLst>
+                        <a:ext uri="{28A0092B-C50C-407E-A947-70E740481C1C}">
+                          <a14:useLocalDpi xmlns:a14="http://schemas.microsoft.com/office/drawing/2010/main" val="0"/>
+                        </a:ext>
+                      </a:extLst>
+                    </a:blip>
+                    <a:stretch>
+                      <a:fillRect/>
+                    </a:stretch>
+                  </pic:blipFill>
+                  <pic:spPr>
+                    <a:xfrm>
+                      <a:off x="0" y="0"/>
+                      <a:ext cx="2876550" cy="1516380"/>
+                    </a:xfrm>
+                    <a:prstGeom prst="rect">
+                      <a:avLst/>
+                    </a:prstGeom>
+                  </pic:spPr>
+                </pic:pic>
+              </a:graphicData>
+            </a:graphic>
+            <wp14:sizeRelH relativeFrom="page">
+              <wp14:pctWidth>0</wp14:pctWidth>
+            </wp14:sizeRelH>
+            <wp14:sizeRelV relativeFrom="page">
+              <wp14:pctHeight>0</wp14:pctHeight>
+            </wp14:sizeRelV>
+          </wp:anchor>
+        </w:drawing>
+      </w:r>
       <w:r>
         <w:rPr>
           <w:lang w:val="es-VE"/>
@@ -1099,7 +1782,13 @@
           <w:lang w:val="es-VE"/>
         </w:rPr>
         <w:lastRenderedPageBreak/>
-        <w:t>Capítulo 4: Tesorería y Configuración Fiscal</w:t>
+        <w:t>Capítulo 4: Tesorería y Conf</w:t>
+      </w:r>
+      <w:r>
+        <w:rPr>
+          <w:lang w:val="es-VE"/>
+        </w:rPr>
+        <w:t>iguración Fiscal</w:t>
       </w:r>
       <w:bookmarkEnd w:id="11"/>
     </w:p>
@@ -1134,6 +1823,53 @@
     </w:p>
     <w:p>
       <w:pPr>
+        <w:rPr>
+          <w:lang w:val="es-VE"/>
+        </w:rPr>
+      </w:pPr>
+      <w:r>
+        <w:rPr>
+          <w:lang w:val="es-VE"/>
+        </w:rPr>
+        <w:drawing>
+          <wp:inline distT="0" distB="0" distL="0" distR="0" wp14:anchorId="55122B74" wp14:editId="0DE275CC">
+            <wp:extent cx="6035675" cy="3123565"/>
+            <wp:effectExtent l="0" t="0" r="0" b="0"/>
+            <wp:docPr id="7" name="Imagen 7"/>
+            <wp:cNvGraphicFramePr>
+              <a:graphicFrameLocks xmlns:a="http://schemas.openxmlformats.org/drawingml/2006/main" noChangeAspect="1"/>
+            </wp:cNvGraphicFramePr>
+            <a:graphic xmlns:a="http://schemas.openxmlformats.org/drawingml/2006/main">
+              <a:graphicData uri="http://schemas.openxmlformats.org/drawingml/2006/picture">
+                <pic:pic xmlns:pic="http://schemas.openxmlformats.org/drawingml/2006/picture">
+                  <pic:nvPicPr>
+                    <pic:cNvPr id="1" name=""/>
+                    <pic:cNvPicPr/>
+                  </pic:nvPicPr>
+                  <pic:blipFill>
+                    <a:blip r:embed="rId17"/>
+                    <a:stretch>
+                      <a:fillRect/>
+                    </a:stretch>
+                  </pic:blipFill>
+                  <pic:spPr>
+                    <a:xfrm>
+                      <a:off x="0" y="0"/>
+                      <a:ext cx="6035675" cy="3123565"/>
+                    </a:xfrm>
+                    <a:prstGeom prst="rect">
+                      <a:avLst/>
+                    </a:prstGeom>
+                  </pic:spPr>
+                </pic:pic>
+              </a:graphicData>
+            </a:graphic>
+          </wp:inline>
+        </w:drawing>
+      </w:r>
+    </w:p>
+    <w:p>
+      <w:pPr>
         <w:pStyle w:val="Ttulo2"/>
         <w:rPr>
           <w:lang w:val="es-VE"/>
@@ -1158,7 +1894,13 @@
         <w:rPr>
           <w:lang w:val="es-VE"/>
         </w:rPr>
-        <w:t>Al registrar una Causación o un Pago, el sistema permite aplicar retenciones (ISLR, IVA, Fiel Cumplimiento). Se calculan de forma automática según la configuración en "Configuración Fiscal" -&gt; "Retenciones".</w:t>
+        <w:t>Al registrar una Causación o un Pago, el sistema permite aplicar retencio</w:t>
+      </w:r>
+      <w:r>
+        <w:rPr>
+          <w:lang w:val="es-VE"/>
+        </w:rPr>
+        <w:t>nes (ISLR, IVA, Fiel Cumplimiento). Se calculan de forma automática según la configuración en "Configuración Fiscal" -&gt; "Retenciones".</w:t>
       </w:r>
     </w:p>
     <w:p>
@@ -1173,7 +1915,7 @@
           <w:bCs/>
           <w:noProof/>
           <w:color w:val="FF0000"/>
-          <w:lang w:val="es-VE"/>
+          <w:lang w:eastAsia="en-US"/>
         </w:rPr>
         <w:drawing>
           <wp:inline distT="0" distB="0" distL="0" distR="0" wp14:anchorId="25B25AC5" wp14:editId="66234DB9">
@@ -1191,7 +1933,7 @@
                     <pic:cNvPicPr/>
                   </pic:nvPicPr>
                   <pic:blipFill>
-                    <a:blip r:embed="rId11"/>
+                    <a:blip r:embed="rId18"/>
                     <a:stretch>
                       <a:fillRect/>
                     </a:stretch>
@@ -1273,7 +2015,13 @@
         <w:rPr>
           <w:lang w:val="es-VE"/>
         </w:rPr>
-        <w:t>Las unidades ejecutoras generan "Solicitudes de Compra". Éstas se transforman en "Órdenes de Compra", generando a su vez un Compromiso Presupuestario automático.</w:t>
+        <w:t xml:space="preserve">Las unidades </w:t>
+      </w:r>
+      <w:r>
+        <w:rPr>
+          <w:lang w:val="es-VE"/>
+        </w:rPr>
+        <w:t>ejecutoras generan "Solicitudes de Compra". Éstas se transforman en "Órdenes de Compra", generando a su vez un Compromiso Presupuestario automático.</w:t>
       </w:r>
     </w:p>
     <w:p>
@@ -1290,7 +2038,7 @@
           <w:color w:val="FF0000"/>
           <w:sz w:val="20"/>
           <w:szCs w:val="20"/>
-          <w:lang w:val="es-VE"/>
+          <w:lang w:eastAsia="en-US"/>
         </w:rPr>
         <w:drawing>
           <wp:inline distT="0" distB="0" distL="0" distR="0" wp14:anchorId="4301181C" wp14:editId="2CAF08E2">
@@ -1308,7 +2056,7 @@
                     <pic:cNvPicPr/>
                   </pic:nvPicPr>
                   <pic:blipFill>
-                    <a:blip r:embed="rId12"/>
+                    <a:blip r:embed="rId19"/>
                     <a:stretch>
                       <a:fillRect/>
                     </a:stretch>
@@ -1346,7 +2094,13 @@
         <w:rPr>
           <w:lang w:val="es-VE"/>
         </w:rPr>
-        <w:t>Cuando el proveedor entrega la mercancía, se registra una "Recepción de Bienes", alimentando el saldo del inventario en los Almacenes.</w:t>
+        <w:t>Cuando el proveedor entrega la mercancía, se registra una "Recepción de Bienes",</w:t>
+      </w:r>
+      <w:r>
+        <w:rPr>
+          <w:lang w:val="es-VE"/>
+        </w:rPr>
+        <w:t xml:space="preserve"> alimentando el saldo del inventario en los Almacenes.</w:t>
       </w:r>
     </w:p>
     <w:p>
@@ -1417,7 +2171,13 @@
         <w:rPr>
           <w:lang w:val="es-VE"/>
         </w:rPr>
-        <w:t>Desde el módulo "Personal", registre todos los datos del empleado (personales, cargos, cuenta nómina). El estado (activo/inactivo) y su cargo definen si entrarán en la corrida de nómina.</w:t>
+        <w:t>Desde el módulo "Personal", registre todos los datos del empleado (personales, cargos, cuenta nómina). El estado (activo/inactivo)</w:t>
+      </w:r>
+      <w:r>
+        <w:rPr>
+          <w:lang w:val="es-VE"/>
+        </w:rPr>
+        <w:t xml:space="preserve"> y su cargo definen si entrarán en la corrida de nómina.</w:t>
       </w:r>
     </w:p>
     <w:p>
@@ -1434,10 +2194,10 @@
           <w:color w:val="FF0000"/>
           <w:sz w:val="20"/>
           <w:szCs w:val="20"/>
-          <w:lang w:val="es-VE"/>
+          <w:lang w:eastAsia="en-US"/>
         </w:rPr>
         <w:drawing>
-          <wp:inline distT="0" distB="0" distL="0" distR="0" wp14:anchorId="36AA4461" wp14:editId="700DBD4E">
+          <wp:inline distT="0" distB="0" distL="0" distR="0" wp14:anchorId="36AA4461" wp14:editId="343C86F0">
             <wp:extent cx="6035675" cy="2813685"/>
             <wp:effectExtent l="0" t="0" r="0" b="0"/>
             <wp:docPr id="462300595" name="Imagen 1"/>
@@ -1452,7 +2212,7 @@
                     <pic:cNvPicPr/>
                   </pic:nvPicPr>
                   <pic:blipFill>
-                    <a:blip r:embed="rId13"/>
+                    <a:blip r:embed="rId20"/>
                     <a:stretch>
                       <a:fillRect/>
                     </a:stretch>
@@ -1490,7 +2250,184 @@
         <w:rPr>
           <w:lang w:val="es-VE"/>
         </w:rPr>
-        <w:t>En "Nómina" -&gt; "Conceptos", defina fórmulas para Asignaciones y Deducciones. Para pagar, inicie una nueva "Nómina", elija el período y el sistema calculará en segundo plano todos los recibos. Al "Pagar", se debitará el monto de la partida configurada.</w:t>
+        <w:drawing>
+          <wp:anchor distT="0" distB="0" distL="114300" distR="114300" simplePos="0" relativeHeight="251665408" behindDoc="0" locked="0" layoutInCell="1" allowOverlap="1" wp14:anchorId="0D95522E" wp14:editId="3A05F754">
+            <wp:simplePos x="0" y="0"/>
+            <wp:positionH relativeFrom="column">
+              <wp:posOffset>3305175</wp:posOffset>
+            </wp:positionH>
+            <wp:positionV relativeFrom="paragraph">
+              <wp:posOffset>582930</wp:posOffset>
+            </wp:positionV>
+            <wp:extent cx="3211195" cy="3314700"/>
+            <wp:effectExtent l="0" t="0" r="0" b="0"/>
+            <wp:wrapThrough wrapText="bothSides">
+              <wp:wrapPolygon edited="0">
+                <wp:start x="0" y="0"/>
+                <wp:lineTo x="0" y="21476"/>
+                <wp:lineTo x="21527" y="21476"/>
+                <wp:lineTo x="21527" y="0"/>
+                <wp:lineTo x="0" y="0"/>
+              </wp:wrapPolygon>
+            </wp:wrapThrough>
+            <wp:docPr id="9" name="Imagen 9"/>
+            <wp:cNvGraphicFramePr>
+              <a:graphicFrameLocks xmlns:a="http://schemas.openxmlformats.org/drawingml/2006/main" noChangeAspect="1"/>
+            </wp:cNvGraphicFramePr>
+            <a:graphic xmlns:a="http://schemas.openxmlformats.org/drawingml/2006/main">
+              <a:graphicData uri="http://schemas.openxmlformats.org/drawingml/2006/picture">
+                <pic:pic xmlns:pic="http://schemas.openxmlformats.org/drawingml/2006/picture">
+                  <pic:nvPicPr>
+                    <pic:cNvPr id="1" name=""/>
+                    <pic:cNvPicPr/>
+                  </pic:nvPicPr>
+                  <pic:blipFill>
+                    <a:blip r:embed="rId21">
+                      <a:extLst>
+                        <a:ext uri="{28A0092B-C50C-407E-A947-70E740481C1C}">
+                          <a14:useLocalDpi xmlns:a14="http://schemas.microsoft.com/office/drawing/2010/main" val="0"/>
+                        </a:ext>
+                      </a:extLst>
+                    </a:blip>
+                    <a:stretch>
+                      <a:fillRect/>
+                    </a:stretch>
+                  </pic:blipFill>
+                  <pic:spPr>
+                    <a:xfrm>
+                      <a:off x="0" y="0"/>
+                      <a:ext cx="3211195" cy="3314700"/>
+                    </a:xfrm>
+                    <a:prstGeom prst="rect">
+                      <a:avLst/>
+                    </a:prstGeom>
+                  </pic:spPr>
+                </pic:pic>
+              </a:graphicData>
+            </a:graphic>
+            <wp14:sizeRelH relativeFrom="page">
+              <wp14:pctWidth>0</wp14:pctWidth>
+            </wp14:sizeRelH>
+            <wp14:sizeRelV relativeFrom="page">
+              <wp14:pctHeight>0</wp14:pctHeight>
+            </wp14:sizeRelV>
+          </wp:anchor>
+        </w:drawing>
+      </w:r>
+      <w:r>
+        <w:rPr>
+          <w:lang w:val="es-VE"/>
+        </w:rPr>
+        <w:drawing>
+          <wp:anchor distT="0" distB="0" distL="114300" distR="114300" simplePos="0" relativeHeight="251664384" behindDoc="0" locked="0" layoutInCell="1" allowOverlap="1" wp14:anchorId="69D70D37" wp14:editId="28879A16">
+            <wp:simplePos x="0" y="0"/>
+            <wp:positionH relativeFrom="column">
+              <wp:posOffset>-457200</wp:posOffset>
+            </wp:positionH>
+            <wp:positionV relativeFrom="paragraph">
+              <wp:posOffset>591185</wp:posOffset>
+            </wp:positionV>
+            <wp:extent cx="3552825" cy="3302000"/>
+            <wp:effectExtent l="0" t="0" r="0" b="0"/>
+            <wp:wrapThrough wrapText="bothSides">
+              <wp:wrapPolygon edited="0">
+                <wp:start x="0" y="0"/>
+                <wp:lineTo x="0" y="21434"/>
+                <wp:lineTo x="21542" y="21434"/>
+                <wp:lineTo x="21542" y="0"/>
+                <wp:lineTo x="0" y="0"/>
+              </wp:wrapPolygon>
+            </wp:wrapThrough>
+            <wp:docPr id="8" name="Imagen 8"/>
+            <wp:cNvGraphicFramePr>
+              <a:graphicFrameLocks xmlns:a="http://schemas.openxmlformats.org/drawingml/2006/main" noChangeAspect="1"/>
+            </wp:cNvGraphicFramePr>
+            <a:graphic xmlns:a="http://schemas.openxmlformats.org/drawingml/2006/main">
+              <a:graphicData uri="http://schemas.openxmlformats.org/drawingml/2006/picture">
+                <pic:pic xmlns:pic="http://schemas.openxmlformats.org/drawingml/2006/picture">
+                  <pic:nvPicPr>
+                    <pic:cNvPr id="1" name=""/>
+                    <pic:cNvPicPr/>
+                  </pic:nvPicPr>
+                  <pic:blipFill>
+                    <a:blip r:embed="rId22">
+                      <a:extLst>
+                        <a:ext uri="{28A0092B-C50C-407E-A947-70E740481C1C}">
+                          <a14:useLocalDpi xmlns:a14="http://schemas.microsoft.com/office/drawing/2010/main" val="0"/>
+                        </a:ext>
+                      </a:extLst>
+                    </a:blip>
+                    <a:stretch>
+                      <a:fillRect/>
+                    </a:stretch>
+                  </pic:blipFill>
+                  <pic:spPr>
+                    <a:xfrm>
+                      <a:off x="0" y="0"/>
+                      <a:ext cx="3552825" cy="3302000"/>
+                    </a:xfrm>
+                    <a:prstGeom prst="rect">
+                      <a:avLst/>
+                    </a:prstGeom>
+                  </pic:spPr>
+                </pic:pic>
+              </a:graphicData>
+            </a:graphic>
+            <wp14:sizeRelH relativeFrom="page">
+              <wp14:pctWidth>0</wp14:pctWidth>
+            </wp14:sizeRelH>
+            <wp14:sizeRelV relativeFrom="page">
+              <wp14:pctHeight>0</wp14:pctHeight>
+            </wp14:sizeRelV>
+          </wp:anchor>
+        </w:drawing>
+      </w:r>
+      <w:r>
+        <w:rPr>
+          <w:lang w:val="es-VE"/>
+        </w:rPr>
+        <w:t>En "Nómina" -&gt; "Conceptos", defina fórmulas para Asignaciones y Deducciones. Para pagar, inicie una nueva "Nómina", elija el período y el sistema calculará en se</w:t>
+      </w:r>
+      <w:r>
+        <w:rPr>
+          <w:lang w:val="es-VE"/>
+        </w:rPr>
+        <w:t>gundo plano todos los recibos. Al "Pagar", se debitará el monto de la partida configurada.</w:t>
+      </w:r>
+    </w:p>
+    <w:p>
+      <w:pPr>
+        <w:rPr>
+          <w:lang w:val="es-VE"/>
+        </w:rPr>
+      </w:pPr>
+      <w:r>
+        <w:rPr>
+          <w:lang w:val="es-VE"/>
+        </w:rPr>
+        <w:t>Pantalla de Creación</w:t>
+      </w:r>
+      <w:bookmarkStart w:id="20" w:name="_GoBack"/>
+      <w:bookmarkEnd w:id="20"/>
+      <w:r>
+        <w:rPr>
+          <w:lang w:val="es-VE"/>
+        </w:rPr>
+        <w:t xml:space="preserve"> de Concepto de Nomina y Nomina (Al momento de crear la </w:t>
+      </w:r>
+      <w:proofErr w:type="spellStart"/>
+      <w:r>
+        <w:rPr>
+          <w:lang w:val="es-VE"/>
+        </w:rPr>
+        <w:t>nomina</w:t>
+      </w:r>
+      <w:proofErr w:type="spellEnd"/>
+      <w:r>
+        <w:rPr>
+          <w:lang w:val="es-VE"/>
+        </w:rPr>
+        <w:t xml:space="preserve"> posteriormente hay que Aprobarla</w:t>
       </w:r>
     </w:p>
     <w:p>
@@ -1510,7 +2447,7 @@
 </file>
 
 <file path=word/numbering.xml><?xml version="1.0" encoding="utf-8"?>
-<w:numbering xmlns:wpc="http://schemas.microsoft.com/office/word/2010/wordprocessingCanvas" xmlns:cx="http://schemas.microsoft.com/office/drawing/2014/chartex" xmlns:cx1="http://schemas.microsoft.com/office/drawing/2015/9/8/chartex" xmlns:cx2="http://schemas.microsoft.com/office/drawing/2015/10/21/chartex" xmlns:cx3="http://schemas.microsoft.com/office/drawing/2016/5/9/chartex" xmlns:cx4="http://schemas.microsoft.com/office/drawing/2016/5/10/chartex" xmlns:cx5="http://schemas.microsoft.com/office/drawing/2016/5/11/chartex" xmlns:cx6="http://schemas.microsoft.com/office/drawing/2016/5/12/chartex" xmlns:cx7="http://schemas.microsoft.com/office/drawing/2016/5/13/chartex" xmlns:cx8="http://schemas.microsoft.com/office/drawing/2016/5/14/chartex" xmlns:mc="http://schemas.openxmlformats.org/markup-compatibility/2006" xmlns:aink="http://schemas.microsoft.com/office/drawing/2016/ink" xmlns:am3d="http://schemas.microsoft.com/office/drawing/2017/model3d" xmlns:o="urn:schemas-microsoft-com:office:office" xmlns:oel="http://schemas.microsoft.com/office/2019/extlst" xmlns:r="http://schemas.openxmlformats.org/officeDocument/2006/relationships" xmlns:m="http://schemas.openxmlformats.org/officeDocument/2006/math" xmlns:v="urn:schemas-microsoft-com:vml" xmlns:wp14="http://schemas.microsoft.com/office/word/2010/wordprocessingDrawing" xmlns:wp="http://schemas.openxmlformats.org/drawingml/2006/wordprocessingDrawing" xmlns:w10="urn:schemas-microsoft-com:office:word" xmlns:w="http://schemas.openxmlformats.org/wordprocessingml/2006/main" xmlns:w14="http://schemas.microsoft.com/office/word/2010/wordml" xmlns:w15="http://schemas.microsoft.com/office/word/2012/wordml" xmlns:w16cex="http://schemas.microsoft.com/office/word/2018/wordml/cex" xmlns:w16cid="http://schemas.microsoft.com/office/word/2016/wordml/cid" xmlns:w16="http://schemas.microsoft.com/office/word/2018/wordml" xmlns:w16du="http://schemas.microsoft.com/office/word/2023/wordml/word16du" xmlns:w16sdtdh="http://schemas.microsoft.com/office/word/2020/wordml/sdtdatahash" xmlns:w16sdtfl="http://schemas.microsoft.com/office/word/2024/wordml/sdtformatlock" xmlns:w16se="http://schemas.microsoft.com/office/word/2015/wordml/symex" xmlns:wpg="http://schemas.microsoft.com/office/word/2010/wordprocessingGroup" xmlns:wpi="http://schemas.microsoft.com/office/word/2010/wordprocessingInk" xmlns:wne="http://schemas.microsoft.com/office/word/2006/wordml" xmlns:wps="http://schemas.microsoft.com/office/word/2010/wordprocessingShape" mc:Ignorable="w14 w15 w16se w16cid w16 w16cex w16sdtdh w16sdtfl w16du wp14">
+<w:numbering xmlns:wpc="http://schemas.microsoft.com/office/word/2010/wordprocessingCanvas" xmlns:cx="http://schemas.microsoft.com/office/drawing/2014/chartex" xmlns:mc="http://schemas.openxmlformats.org/markup-compatibility/2006" xmlns:o="urn:schemas-microsoft-com:office:office" xmlns:r="http://schemas.openxmlformats.org/officeDocument/2006/relationships" xmlns:m="http://schemas.openxmlformats.org/officeDocument/2006/math" xmlns:v="urn:schemas-microsoft-com:vml" xmlns:wp14="http://schemas.microsoft.com/office/word/2010/wordprocessingDrawing" xmlns:wp="http://schemas.openxmlformats.org/drawingml/2006/wordprocessingDrawing" xmlns:w10="urn:schemas-microsoft-com:office:word" xmlns:w="http://schemas.openxmlformats.org/wordprocessingml/2006/main" xmlns:w14="http://schemas.microsoft.com/office/word/2010/wordml" xmlns:w15="http://schemas.microsoft.com/office/word/2012/wordml" xmlns:w16se="http://schemas.microsoft.com/office/word/2015/wordml/symex" xmlns:wpg="http://schemas.microsoft.com/office/word/2010/wordprocessingGroup" xmlns:wpi="http://schemas.microsoft.com/office/word/2010/wordprocessingInk" xmlns:wne="http://schemas.microsoft.com/office/word/2006/wordml" xmlns:wps="http://schemas.microsoft.com/office/word/2010/wordprocessingShape" mc:Ignorable="w14 w15 w16se wp14">
   <w:abstractNum w:abstractNumId="0" w15:restartNumberingAfterBreak="0">
     <w:nsid w:val="AEC9C460"/>
     <w:multiLevelType w:val="hybridMultilevel"/>
@@ -1651,14 +2588,14 @@
       </w:rPr>
     </w:lvl>
   </w:abstractNum>
-  <w:num w:numId="1" w16cid:durableId="741562305">
+  <w:num w:numId="1">
     <w:abstractNumId w:val="0"/>
   </w:num>
 </w:numbering>
 </file>
 
 <file path=word/styles.xml><?xml version="1.0" encoding="utf-8"?>
-<w:styles xmlns:mc="http://schemas.openxmlformats.org/markup-compatibility/2006" xmlns:r="http://schemas.openxmlformats.org/officeDocument/2006/relationships" xmlns:w="http://schemas.openxmlformats.org/wordprocessingml/2006/main" xmlns:w14="http://schemas.microsoft.com/office/word/2010/wordml" xmlns:w15="http://schemas.microsoft.com/office/word/2012/wordml" xmlns:w16cex="http://schemas.microsoft.com/office/word/2018/wordml/cex" xmlns:w16cid="http://schemas.microsoft.com/office/word/2016/wordml/cid" xmlns:w16="http://schemas.microsoft.com/office/word/2018/wordml" xmlns:w16du="http://schemas.microsoft.com/office/word/2023/wordml/word16du" xmlns:w16sdtdh="http://schemas.microsoft.com/office/word/2020/wordml/sdtdatahash" xmlns:w16sdtfl="http://schemas.microsoft.com/office/word/2024/wordml/sdtformatlock" xmlns:w16se="http://schemas.microsoft.com/office/word/2015/wordml/symex" mc:Ignorable="w14 w15 w16se w16cid w16 w16cex w16sdtdh w16sdtfl w16du">
+<w:styles xmlns:mc="http://schemas.openxmlformats.org/markup-compatibility/2006" xmlns:r="http://schemas.openxmlformats.org/officeDocument/2006/relationships" xmlns:w="http://schemas.openxmlformats.org/wordprocessingml/2006/main" xmlns:w14="http://schemas.microsoft.com/office/word/2010/wordml" xmlns:w15="http://schemas.microsoft.com/office/word/2012/wordml" xmlns:w16se="http://schemas.microsoft.com/office/word/2015/wordml/symex" mc:Ignorable="w14 w15 w16se">
   <w:docDefaults>
     <w:rPrDefault>
       <w:rPr>
@@ -1672,7 +2609,7 @@
       </w:pPr>
     </w:pPrDefault>
   </w:docDefaults>
-  <w:latentStyles w:defLockedState="0" w:defUIPriority="99" w:defSemiHidden="0" w:defUnhideWhenUsed="0" w:defQFormat="0" w:count="376">
+  <w:latentStyles w:defLockedState="0" w:defUIPriority="99" w:defSemiHidden="0" w:defUnhideWhenUsed="0" w:defQFormat="0" w:count="371">
     <w:lsdException w:name="Normal" w:uiPriority="0" w:qFormat="1"/>
     <w:lsdException w:name="heading 1" w:uiPriority="9" w:qFormat="1"/>
     <w:lsdException w:name="heading 2" w:semiHidden="1" w:uiPriority="9" w:unhideWhenUsed="1" w:qFormat="1"/>
@@ -2044,11 +2981,6 @@
     <w:lsdException w:name="List Table 5 Dark Accent 6" w:uiPriority="50"/>
     <w:lsdException w:name="List Table 6 Colorful Accent 6" w:uiPriority="51"/>
     <w:lsdException w:name="List Table 7 Colorful Accent 6" w:uiPriority="52"/>
-    <w:lsdException w:name="Mention" w:semiHidden="1" w:unhideWhenUsed="1"/>
-    <w:lsdException w:name="Smart Hyperlink" w:semiHidden="1" w:unhideWhenUsed="1"/>
-    <w:lsdException w:name="Hashtag" w:semiHidden="1" w:unhideWhenUsed="1"/>
-    <w:lsdException w:name="Unresolved Mention" w:semiHidden="1" w:unhideWhenUsed="1"/>
-    <w:lsdException w:name="Smart Link" w:semiHidden="1" w:unhideWhenUsed="1"/>
   </w:latentStyles>
   <w:style w:type="paragraph" w:default="1" w:styleId="Normal">
     <w:name w:val="Normal"/>
